--- a/docs/software_description.docx
+++ b/docs/software_description.docx
@@ -16,7 +16,7 @@
           <w:sz w:val="72"/>
           <w:szCs w:val="72"/>
         </w:rPr>
-        <w:t xml:space="preserve">PinaNet</w:t>
+        <w:t xml:space="preserve">TEGER</w:t>
       </w:r>
     </w:p>
     <w:p>
@@ -122,7 +122,7 @@
                 <w:sz w:val="20"/>
                 <w:szCs w:val="20"/>
               </w:rPr>
-              <w:t xml:space="preserve">PinaNet — TE Annotator</w:t>
+              <w:t xml:space="preserve">TEGER — TE Annotator</w:t>
             </w:r>
           </w:p>
         </w:tc>
@@ -542,7 +542,7 @@
                 <w:sz w:val="20"/>
                 <w:szCs w:val="20"/>
               </w:rPr>
-              <w:t xml:space="preserve">https://github.com/johanpina/PinaNet</w:t>
+              <w:t xml:space="preserve">https://github.com/johanpina/TEGER</w:t>
             </w:r>
           </w:p>
         </w:tc>
@@ -709,7 +709,7 @@
           <w:sz w:val="22"/>
           <w:szCs w:val="22"/>
         </w:rPr>
-        <w:t xml:space="preserve">PinaNet is a bioinformatics software tool developed for the automatic detection and annotation of Transposable Elements (TEs) in raw genomic DNA sequences. The software applies a state-of-the-art hybrid deep learning architecture to address one of the fundamental challenges in comparative and functional genomics: the accurate, high-throughput identification of repetitive elements that constitute a large fraction of most eukaryotic genomes.</w:t>
+        <w:t xml:space="preserve">TEGER is a bioinformatics software tool developed for the automatic detection and annotation of Transposable Elements (TEs) in raw genomic DNA sequences. The software applies a state-of-the-art hybrid deep learning architecture to address one of the fundamental challenges in comparative and functional genomics: the accurate, high-throughput identification of repetitive elements that constitute a large fraction of most eukaryotic genomes.</w:t>
       </w:r>
     </w:p>
     <w:p>
@@ -728,7 +728,7 @@
           <w:sz w:val="22"/>
           <w:szCs w:val="22"/>
         </w:rPr>
-        <w:t xml:space="preserve">PinaNet accepts genome assemblies in FASTA format as input and produces standard GFF3 annotation files as output, along with FASTA libraries of candidate TE sequences that can be used in downstream analyses such as repeat masking, phylogenomics, and TE dynamics studies.</w:t>
+        <w:t xml:space="preserve">TEGER accepts genome assemblies in FASTA format as input and produces standard GFF3 annotation files as output, along with FASTA libraries of candidate TE sequences that can be used in downstream analyses such as repeat masking, phylogenomics, and TE dynamics studies.</w:t>
       </w:r>
     </w:p>
     <w:p>
@@ -752,7 +752,7 @@
           <w:sz w:val="20"/>
           <w:szCs w:val="20"/>
         </w:rPr>
-        <w:t xml:space="preserve">PinaNet is designed to operate on multi-GPU server environments and is capable of processing large eukaryotic genomes (&gt;1 Gbp) through a parallelised, memory-efficient chunking strategy.</w:t>
+        <w:t xml:space="preserve">TEGER is designed to operate on multi-GPU server environments and is capable of processing large eukaryotic genomes (&gt;1 Gbp) through a parallelised, memory-efficient chunking strategy.</w:t>
       </w:r>
     </w:p>
     <w:p>
@@ -952,7 +952,7 @@
           <w:sz w:val="26"/>
           <w:szCs w:val="26"/>
         </w:rPr>
-        <w:t xml:space="preserve">2.3 PinaNet's Approach</w:t>
+        <w:t xml:space="preserve">2.3 TEGER's Approach</w:t>
       </w:r>
     </w:p>
     <w:p>
@@ -966,7 +966,7 @@
           <w:sz w:val="22"/>
           <w:szCs w:val="22"/>
         </w:rPr>
-        <w:t xml:space="preserve">PinaNet addresses these limitations by training a neural sequence labelling model directly on genomic data. By leveraging a DNA language model (DNABERT-2) pre-trained on large genomic corpora, the system captures rich k-mer representations that encode structural and evolutionary signals of TE sequences, without requiring explicit database homology.</w:t>
+        <w:t xml:space="preserve">TEGER addresses these limitations by training a neural sequence labelling model directly on genomic data. By leveraging a DNA language model (DNABERT-2) pre-trained on large genomic corpora, the system captures rich k-mer representations that encode structural and evolutionary signals of TE sequences, without requiring explicit database homology.</w:t>
       </w:r>
     </w:p>
     <w:p>
@@ -1022,7 +1022,7 @@
           <w:sz w:val="22"/>
           <w:szCs w:val="22"/>
         </w:rPr>
-        <w:t xml:space="preserve">PinaNet is structured as a two-module pipeline. The first module (Te_annotator.py) performs deep learning inference on the genome. The second module (library_builder.py) post-processes the inference output to generate a curated consensus TE library.</w:t>
+        <w:t xml:space="preserve">TEGER is structured as a two-module pipeline. The first module (Te_annotator.py) performs deep learning inference on the genome. The second module (library_builder.py) post-processes the inference output to generate a curated consensus TE library.</w:t>
       </w:r>
     </w:p>
     <w:p>
@@ -2024,7 +2024,7 @@
           <w:sz w:val="22"/>
           <w:szCs w:val="22"/>
         </w:rPr>
-        <w:t xml:space="preserve">PinaNet uses PyTorch's nn.DataParallel to distribute inference workloads across multiple GPUs. The user can control GPU usage via two CLI parameters: --gpu-ids (select specific devices by ID) and --num-gpus (limit the number of devices). If neither is specified, all available GPUs are used automatically.</w:t>
+        <w:t xml:space="preserve">TEGER uses PyTorch's nn.DataParallel to distribute inference workloads across multiple GPUs. The user can control GPU usage via two CLI parameters: --gpu-ids (select specific devices by ID) and --num-gpus (limit the number of devices). If neither is specified, all available GPUs are used automatically.</w:t>
       </w:r>
     </w:p>
     <w:p>
@@ -4926,7 +4926,7 @@
           <w:sz w:val="18"/>
           <w:szCs w:val="18"/>
         </w:rPr>
-        <w:t xml:space="preserve">PinaNet  |  Developed by Johan S. Piña — Master's in Bioinformatics, 2025</w:t>
+        <w:t xml:space="preserve">TEGER  |  Developed by Johan S. Piña — Master's in Bioinformatics, 2025</w:t>
       </w:r>
     </w:p>
     <w:sectPr>
@@ -5089,7 +5089,7 @@
         <w:sz w:val="18"/>
         <w:szCs w:val="18"/>
       </w:rPr>
-      <w:t xml:space="preserve">PinaNet — Software Description Document    |    v1.0    |    2025</w:t>
+      <w:t xml:space="preserve">TEGER — Software Description Document    |    v1.0    |    2025</w:t>
     </w:r>
   </w:p>
 </w:hdr>
